--- a/preview/docxs/56-product-lead.docx
+++ b/preview/docxs/56-product-lead.docx
@@ -508,7 +508,7 @@
         </w:rPr>
         <w:t xml:space="preserve">Demo: </w:t>
       </w:r>
-      <w:hyperlink w:history="1" r:id="rIdnr-v4zvam7_n0yobmvtad">
+      <w:hyperlink w:history="1" r:id="rId-83heiwjo30mqxcg9jk1_">
         <w:r>
           <w:rPr>
             <w:color w:val="2563eb"/>
@@ -536,7 +536,7 @@
         </w:rPr>
         <w:t xml:space="preserve">Code: </w:t>
       </w:r>
-      <w:hyperlink w:history="1" r:id="rIdpb0uwhbr5tg-xxn85mazq">
+      <w:hyperlink w:history="1" r:id="rIdnee2jd2-xjmwofa9lj8o2">
         <w:r>
           <w:rPr>
             <w:color w:val="2563eb"/>
@@ -626,7 +626,7 @@
         </w:rPr>
         <w:t xml:space="preserve">Demo: </w:t>
       </w:r>
-      <w:hyperlink w:history="1" r:id="rIdsnxusvj86gsuq_ys_u05f">
+      <w:hyperlink w:history="1" r:id="rId_8t3vbjexlkwukgquhxv3">
         <w:r>
           <w:rPr>
             <w:color w:val="2563eb"/>
@@ -1060,7 +1060,7 @@
         </w:rPr>
         <w:t xml:space="preserve">Portfolio: </w:t>
       </w:r>
-      <w:hyperlink w:history="1" r:id="rIdazieoktaz3bqf6sd9c44t">
+      <w:hyperlink w:history="1" r:id="rIdzkp844yncexr_9sku2hkm">
         <w:r>
           <w:rPr>
             <w:color w:val="2563eb"/>
